--- a/08-materiais/modelos/analise-abba-modelo.docx
+++ b/08-materiais/modelos/analise-abba-modelo.docx
@@ -150,6 +150,109 @@
     <w:p>
       <w:pPr>
         <w:pStyle w:val="Heading1"/>
+      </w:pPr>
+      <w:r>
+        <w:rPr>
+          <w:rFonts w:ascii="Aptos Display" w:hAnsi="Aptos Display"/>
+          <w:b/>
+          <w:color w:val="1B2A4A"/>
+          <w:sz w:val="32"/>
+        </w:rPr>
+        <w:t>1.  O Mapa de Vazamento</w:t>
+      </w:r>
+    </w:p>
+    <w:p>
+      <w:pPr/>
+      <w:r>
+        <w:rPr>
+          <w:rFonts w:ascii="Aptos" w:hAnsi="Aptos"/>
+          <w:b w:val="0"/>
+          <w:color w:val="2B2B2B"/>
+          <w:sz w:val="22"/>
+        </w:rPr>
+        <w:t>Onde estimamos que o dinheiro está saindo da {{NOME_DA_EMPRESA}} sem precisar sair.</w:t>
+      </w:r>
+    </w:p>
+    <w:p>
+      <w:pPr/>
+      <w:r>
+        <w:rPr>
+          <w:rFonts w:ascii="Aptos Display" w:hAnsi="Aptos Display"/>
+          <w:b/>
+          <w:color w:val="C2A35B"/>
+          <w:sz w:val="52"/>
+        </w:rPr>
+        <w:t>{{FAIXA_ESTIMADA_EM_R$}}</w:t>
+      </w:r>
+    </w:p>
+    <w:p>
+      <w:pPr/>
+      <w:r>
+        <w:rPr>
+          <w:rFonts w:ascii="Aptos" w:hAnsi="Aptos"/>
+          <w:b w:val="0"/>
+          <w:color w:val="5A6472"/>
+          <w:sz w:val="22"/>
+        </w:rPr>
+        <w:t>por ano, em ordem de grandeza — {{VETOR_PRINCIPAL: ex. retrabalho no fechamento fiscal · juros e tarifas evitáveis · perdas em conciliação}}</w:t>
+      </w:r>
+    </w:p>
+    <w:p>
+      <w:pPr/>
+      <w:r>
+        <w:rPr>
+          <w:rFonts w:ascii="Aptos" w:hAnsi="Aptos"/>
+          <w:b/>
+          <w:color w:val="1B2A4A"/>
+          <w:sz w:val="22"/>
+        </w:rPr>
+        <w:t xml:space="preserve">Como chegamos a esse número: </w:t>
+      </w:r>
+      <w:r>
+        <w:rPr>
+          <w:rFonts w:ascii="Aptos" w:hAnsi="Aptos"/>
+          <w:b w:val="0"/>
+          <w:color w:val="2B2B2B"/>
+          <w:sz w:val="22"/>
+        </w:rPr>
+        <w:t>{{PREMISSA_1 — base pública citada}} · {{PREMISSA_2 — referência de mercado citada}} · {{PREMISSA_3 — o que assumimos e ainda não sabemos}}</w:t>
+      </w:r>
+    </w:p>
+    <w:p>
+      <w:pPr/>
+      <w:r>
+        <w:rPr>
+          <w:rFonts w:ascii="Aptos" w:hAnsi="Aptos"/>
+          <w:b/>
+          <w:color w:val="1B2A4A"/>
+          <w:sz w:val="22"/>
+        </w:rPr>
+        <w:t xml:space="preserve">É uma faixa, não um número. </w:t>
+      </w:r>
+      <w:r>
+        <w:rPr>
+          <w:rFonts w:ascii="Aptos" w:hAnsi="Aptos"/>
+          <w:b w:val="0"/>
+          <w:color w:val="2B2B2B"/>
+          <w:sz w:val="22"/>
+        </w:rPr>
+        <w:t>Foi calculada de fora, com premissas explícitas acima. Uma única resposta sua pode movê-la para cima ou para baixo — e é exatamente por isso que a seção 5 existe.</w:t>
+      </w:r>
+    </w:p>
+    <w:p>
+      <w:pPr/>
+      <w:r>
+        <w:rPr>
+          <w:rFonts w:ascii="Aptos" w:hAnsi="Aptos"/>
+          <w:b w:val="0"/>
+          <w:color w:val="2B2B2B"/>
+          <w:sz w:val="22"/>
+        </w:rPr>
+      </w:r>
+    </w:p>
+    <w:p>
+      <w:pPr>
+        <w:pStyle w:val="Heading1"/>
         <w:spacing w:after="160" w:before="360"/>
       </w:pPr>
       <w:r>
@@ -161,7 +264,7 @@
           <w:sz w:val="32"/>
           <w:szCs w:val="32"/>
         </w:rPr>
-        <w:t xml:space="preserve">1.  O que é esta análise</w:t>
+        <w:t>2.  O que é esta análise</w:t>
       </w:r>
     </w:p>
     <w:p>
@@ -210,7 +313,7 @@
           <w:sz w:val="22"/>
           <w:szCs w:val="22"/>
         </w:rPr>
-        <w:t xml:space="preserve">isto foi feito de fora. As hipóteses abaixo são exatamente isso — hipóteses. A avaliação profunda (seção 5) entrevista do conselho à linha de frente e transforma hipóteses em um plano quantificado. Se acertamos alguma coisa aqui de fora, imagine com os dados de dentro.</w:t>
+        <w:t>isto foi feito de fora. As hipóteses abaixo são exatamente isso — hipóteses. A avaliação profunda (seção 6) entrevista do conselho à linha de frente e transforma hipóteses em um plano quantificado. Se acertamos alguma coisa aqui de fora, imagine com os dados de dentro.</w:t>
       </w:r>
     </w:p>
     <w:p>
@@ -227,7 +330,7 @@
           <w:sz w:val="32"/>
           <w:szCs w:val="32"/>
         </w:rPr>
-        <w:t xml:space="preserve">2.  O que observamos sobre a {{NOME_DA_EMPRESA}}</w:t>
+        <w:t>3.  O que observamos sobre a {{NOME_DA_EMPRESA}}</w:t>
       </w:r>
     </w:p>
     <w:p>
@@ -490,7 +593,7 @@
           <w:sz w:val="32"/>
           <w:szCs w:val="32"/>
         </w:rPr>
-        <w:t xml:space="preserve">3.  Três hipóteses de oportunidade de IA</w:t>
+        <w:t>4.  Três hipóteses de oportunidade de IA</w:t>
       </w:r>
     </w:p>
     <w:p>
@@ -978,7 +1081,7 @@
           <w:sz w:val="32"/>
           <w:szCs w:val="32"/>
         </w:rPr>
-        <w:t xml:space="preserve">4.  As perguntas que faríamos à sua diretoria</w:t>
+        <w:t>5.  As perguntas que faríamos à sua diretoria</w:t>
       </w:r>
     </w:p>
     <w:p>
@@ -1118,7 +1221,7 @@
           <w:sz w:val="32"/>
           <w:szCs w:val="32"/>
         </w:rPr>
-        <w:t xml:space="preserve">5.  O que a avaliação profunda revelaria</w:t>
+        <w:t>6.  O que a avaliação profunda revelaria</w:t>
       </w:r>
     </w:p>
     <w:p>
@@ -1433,7 +1536,7 @@
           <w:sz w:val="32"/>
           <w:szCs w:val="32"/>
         </w:rPr>
-        <w:t xml:space="preserve">6.  Próximo passo</w:t>
+        <w:t>7.  Próximo passo</w:t>
       </w:r>
     </w:p>
     <w:p>

--- a/08-materiais/modelos/analise-abba-modelo.docx
+++ b/08-materiais/modelos/analise-abba-modelo.docx
@@ -1239,7 +1239,7 @@
           <w:sz w:val="22"/>
           <w:szCs w:val="22"/>
         </w:rPr>
-        <w:t xml:space="preserve">A Análise ABBA olha de fora. A Avaliação de Prontidão para IA olha de dentro — a empresa inteira, em 25 dimensões proprietárias:</w:t>
+        <w:t xml:space="preserve">A Análise ABBA olha de fora. A Avaliação de Prontidão para IA olha de dentro — a empresa inteira, do conselho à linha de frente, com o nosso método proprietário de análise:</w:t>
       </w:r>
     </w:p>
     <w:tbl>
@@ -1464,7 +1464,7 @@
                 <w:sz w:val="20"/>
                 <w:szCs w:val="20"/>
               </w:rPr>
-              <w:t xml:space="preserve">Pontuação de prontidão em 25 dimensões + lacunas de governança</w:t>
+              <w:t xml:space="preserve">Pontuação de prontidão da empresa inteira + lacunas de governança</w:t>
             </w:r>
           </w:p>
         </w:tc>
@@ -1516,7 +1516,7 @@
                 <w:sz w:val="20"/>
                 <w:szCs w:val="20"/>
               </w:rPr>
-              <w:t xml:space="preserve">Respostas — e um caminho recomendado de até 3 agentes de IA, com justificativa</w:t>
+              <w:t xml:space="preserve">Respostas — e um caminho recomendado de até 3 soluções de IA (arquitetura, integrações e agentes trabalhando em conjunto), com justificativa</w:t>
             </w:r>
           </w:p>
         </w:tc>
